--- a/RAG/Forms/docx/Mau_1.4_–_Van_ban_co_ten_loai_1011143252_2605082055.docx
+++ b/RAG/Forms/docx/Mau_1.4_–_Van_ban_co_ten_loai_1011143252_2605082055.docx
@@ -101,7 +101,7 @@
                 <w:color w:val="000000"/>
                 <w:shd w:val="clear" w:color="auto" w:fill="auto"/>
               </w:rPr>
-              <w:pict w14:anchorId="264C7FF8">
+              <w:pict w14:anchorId="2677D88F">
                 <v:line id="_x0000_s2052" alt="" style="position:absolute;left:0;text-align:left;z-index:2;mso-wrap-edited:f;mso-width-percent:0;mso-height-percent:0;mso-width-percent:0;mso-height-percent:0" from="45.3pt,1.6pt" to="115.8pt,1.6pt">
                   <w10:wrap side="right"/>
                 </v:line>
@@ -239,7 +239,7 @@
                 <w:color w:val="000000"/>
                 <w:shd w:val="clear" w:color="auto" w:fill="auto"/>
               </w:rPr>
-              <w:pict w14:anchorId="0CE07B29">
+              <w:pict w14:anchorId="4F3212DD">
                 <v:line id="_x0000_s2051" alt="" style="position:absolute;left:0;text-align:left;z-index:1;mso-wrap-edited:f;mso-width-percent:0;mso-height-percent:0;mso-width-percent:0;mso-height-percent:0" from="70.65pt,.55pt" to="230.4pt,.55pt">
                   <w10:wrap side="right"/>
                 </v:line>
@@ -397,7 +397,7 @@
         <w:rPr>
           <w:rStyle w:val="Heading20"/>
           <w:rFonts w:ascii="Times New Roman" w:hAnsi="Times New Roman"/>
-          <w:bCs w:val="0"/>
+          <w:b/>
           <w:color w:val="000000"/>
           <w:sz w:val="28"/>
           <w:szCs w:val="28"/>
@@ -409,7 +409,7 @@
         <w:rPr>
           <w:rStyle w:val="Heading20"/>
           <w:rFonts w:ascii="Times New Roman" w:hAnsi="Times New Roman"/>
-          <w:bCs w:val="0"/>
+          <w:b/>
           <w:color w:val="000000"/>
           <w:sz w:val="28"/>
           <w:szCs w:val="28"/>
@@ -475,7 +475,7 @@
           <w:sz w:val="28"/>
           <w:szCs w:val="28"/>
         </w:rPr>
-        <w:pict w14:anchorId="2379B637">
+        <w:pict w14:anchorId="761CBC29">
           <v:line id="_x0000_s2050" alt="" style="position:absolute;left:0;text-align:left;z-index:3;mso-wrap-edited:f;mso-width-percent:0;mso-height-percent:0;mso-width-percent:0;mso-height-percent:0" from="202.35pt,1.95pt" to="269.85pt,1.95pt">
             <w10:wrap side="right"/>
           </v:line>
@@ -530,7 +530,7 @@
       </w:tblPr>
       <w:tblGrid>
         <w:gridCol w:w="5010"/>
-        <w:gridCol w:w="4453"/>
+        <w:gridCol w:w="5589"/>
       </w:tblGrid>
       <w:tr>
         <w:tc>
@@ -546,6 +546,8 @@
               <w:spacing w:line="240" w:lineRule="auto"/>
               <w:ind w:firstLine="0"/>
               <w:rPr>
+                <w:b w:val="0"/>
+                <w:bCs w:val="0"/>
                 <w:color w:val="000000"/>
                 <w:sz w:val="24"/>
                 <w:szCs w:val="24"/>
@@ -554,6 +556,8 @@
             <w:r>
               <w:rPr>
                 <w:rStyle w:val="Bodytext20"/>
+                <w:b/>
+                <w:bCs/>
                 <w:i/>
                 <w:iCs/>
                 <w:color w:val="000000"/>
@@ -761,13 +765,6 @@
             <w:r>
               <w:rPr>
                 <w:b/>
-                <w:color w:val="000000"/>
-                <w:lang w:val="vi-VN"/>
-              </w:rPr>
-            </w:r>
-            <w:r>
-              <w:rPr>
-                <w:b/>
               </w:rPr>
               <w:t>{{QUYEN_HAN_CHUC_VU_NGUOI_KY}}</w:t>
             </w:r>
@@ -783,13 +780,6 @@
                 <w:lang w:val="vi-VN"/>
               </w:rPr>
             </w:pPr>
-            <w:r>
-              <w:rPr>
-                <w:b/>
-                <w:color w:val="000000"/>
-                <w:lang w:val="vi-VN"/>
-              </w:rPr>
-            </w:r>
           </w:p>
           <w:p>
             <w:pPr>
@@ -1047,7 +1037,7 @@
         <w:noProof/>
         <w:sz w:val="20"/>
       </w:rPr>
-      <w:pict w14:anchorId="12FFC2A7">
+      <w:pict w14:anchorId="0F07C41E">
         <v:group id="_x0000_s1025" alt="" style="position:absolute;margin-left:232pt;margin-top:-230.35pt;width:2.1pt;height:467.7pt;rotation:270;z-index:1" coordorigin="15224,629" coordsize="42,9439">
           <v:line id="_x0000_s1026" alt="" style="position:absolute" from="15224,629" to="15224,10068" strokeweight=".5pt"/>
           <v:line id="_x0000_s1027" alt="" style="position:absolute" from="15266,629" to="15266,10068" strokeweight=".5pt"/>
